--- a/public/resume/Sean_Despain_Resume_Graphic_DigitalDesign.docx
+++ b/public/resume/Sean_Despain_Resume_Graphic_DigitalDesign.docx
@@ -21,7 +21,7 @@
     </w:p>
     <w:p>
       <w:pPr>
-        <w:spacing w:after="200"/>
+        <w:spacing w:after="40"/>
         <w:jc w:val="center"/>
       </w:pPr>
       <w:r>
@@ -31,7 +31,7 @@
           <w:sz w:val="19"/>
           <w:szCs w:val="19"/>
         </w:rPr>
-        <w:t xml:space="preserve">Provo, UT · seandespain@gmail.com · (435) 695-6954 · linkedin.com/in/sean-despain-560316116</w:t>
+        <w:t xml:space="preserve">Provo, UT · seandespain@gmail.com · (435) 695-6954 · linkedin.com/in/sean-despain-560316116 · seandespain.com</w:t>
       </w:r>
     </w:p>
     <w:p>

--- a/public/resume/Sean_Despain_Resume_Graphic_DigitalDesign.docx
+++ b/public/resume/Sean_Despain_Resume_Graphic_DigitalDesign.docx
@@ -135,7 +135,7 @@
           <w:sz w:val="21"/>
           <w:szCs w:val="21"/>
         </w:rPr>
-        <w:t xml:space="preserve"> — </w:t>
+        <w:t xml:space="preserve"> · </w:t>
       </w:r>
       <w:r>
         <w:rPr>
@@ -189,7 +189,7 @@
           <w:sz w:val="21"/>
           <w:szCs w:val="21"/>
         </w:rPr>
-        <w:t xml:space="preserve"> — </w:t>
+        <w:t xml:space="preserve"> · </w:t>
       </w:r>
       <w:r>
         <w:rPr>
@@ -243,7 +243,7 @@
           <w:sz w:val="21"/>
           <w:szCs w:val="21"/>
         </w:rPr>
-        <w:t xml:space="preserve"> — </w:t>
+        <w:t xml:space="preserve"> · </w:t>
       </w:r>
       <w:r>
         <w:rPr>
@@ -297,7 +297,7 @@
           <w:sz w:val="21"/>
           <w:szCs w:val="21"/>
         </w:rPr>
-        <w:t xml:space="preserve"> — </w:t>
+        <w:t xml:space="preserve"> · </w:t>
       </w:r>
       <w:r>
         <w:rPr>
@@ -362,7 +362,7 @@
           <w:sz w:val="21"/>
           <w:szCs w:val="21"/>
         </w:rPr>
-        <w:t xml:space="preserve">Co-Founder, CEO, Creative &amp; Product Lead — Peace Life</w:t>
+        <w:t xml:space="preserve">Co-Founder, CEO, Creative &amp; Product Lead · Peace Life</w:t>
       </w:r>
       <w:r>
         <w:rPr>
@@ -385,7 +385,7 @@
           <w:sz w:val="21"/>
           <w:szCs w:val="21"/>
         </w:rPr>
-        <w:t xml:space="preserve">Founder &amp; CEO — Nectar CBD</w:t>
+        <w:t xml:space="preserve">Founder &amp; CEO · Nectar CBD</w:t>
       </w:r>
       <w:r>
         <w:rPr>
@@ -408,7 +408,7 @@
           <w:sz w:val="21"/>
           <w:szCs w:val="21"/>
         </w:rPr>
-        <w:t xml:space="preserve">Founder &amp; President — WIP Services LLC</w:t>
+        <w:t xml:space="preserve">Founder &amp; President · WIP Services LLC</w:t>
       </w:r>
       <w:r>
         <w:rPr>
@@ -448,7 +448,7 @@
           <w:sz w:val="20"/>
           <w:szCs w:val="20"/>
         </w:rPr>
-        <w:t xml:space="preserve">Utah Valley University — Coursework in Robotics &amp; Technology (2017–2019) · Graphic Design Certification</w:t>
+        <w:t xml:space="preserve">Utah Valley University · Coursework in Robotics &amp; Technology (2017–2019) · Graphic Design Certification</w:t>
       </w:r>
     </w:p>
     <w:sectPr>

--- a/public/resume/Sean_Despain_Resume_Graphic_DigitalDesign.docx
+++ b/public/resume/Sean_Despain_Resume_Graphic_DigitalDesign.docx
@@ -31,7 +31,7 @@
           <w:sz w:val="19"/>
           <w:szCs w:val="19"/>
         </w:rPr>
-        <w:t xml:space="preserve">Provo, UT · seandespain@gmail.com · (435) 695-6954 · linkedin.com/in/sean-despain-560316116 · seandespain.com</w:t>
+        <w:t xml:space="preserve">Heber, UT · seandespain@gmail.com · (435) 695-6954 · linkedin.com/in/sean-despain-560316116 · seandespain.com</w:t>
       </w:r>
     </w:p>
     <w:p>
